--- a/public/material/thanos-vassilakis-resume.docx
+++ b/public/material/thanos-vassilakis-resume.docx
@@ -51,7 +51,7 @@
         </w:rPr>
         <w:t xml:space="preserve"> </w:t>
       </w:r>
-      <w:hyperlink w:history="1" r:id="rIdaxsis5ltlpnuzr5kfkx5k">
+      <w:hyperlink w:history="1" r:id="rIdhupoqqlot0emespspeinv">
         <w:r>
           <w:rPr>
             <w:rFonts w:ascii="Palatino Linotype" w:cs="Palatino Linotype" w:eastAsia="Palatino Linotype" w:hAnsi="Palatino Linotype"/>
@@ -130,7 +130,7 @@
         </w:rPr>
         <w:t xml:space="preserve"> </w:t>
       </w:r>
-      <w:hyperlink w:history="1" r:id="rIdsiohenay7pjzufnsjfvyv">
+      <w:hyperlink w:history="1" r:id="rId-kqrjuni3zyapky7madxq">
         <w:r>
           <w:rPr>
             <w:rFonts w:ascii="Palatino Linotype" w:cs="Palatino Linotype" w:eastAsia="Palatino Linotype" w:hAnsi="Palatino Linotype"/>
@@ -185,7 +185,7 @@
       <w:pPr>
         <w:spacing w:after="80" w:before="0" w:line="331" w:lineRule="auto"/>
       </w:pPr>
-      <w:hyperlink w:history="1" r:id="rIddh-bkkx6l_-my9csxuvve">
+      <w:hyperlink w:history="1" r:id="rIdt667juux0k0hcyuwq2bgn">
         <w:r>
           <w:rPr>
             <w:rFonts w:ascii="Palatino Linotype" w:cs="Palatino Linotype" w:eastAsia="Palatino Linotype" w:hAnsi="Palatino Linotype"/>
@@ -755,7 +755,7 @@
           <w:sz w:val="21"/>
           <w:szCs w:val="21"/>
         </w:rPr>
-        <w:t xml:space="preserve">Enterprise Reconciliation Service (2024):</w:t>
+        <w:t xml:space="preserve">Enterprise Reconciliation Service (2025):</w:t>
       </w:r>
       <w:r>
         <w:rPr>
@@ -915,7 +915,7 @@
           <w:sz w:val="21"/>
           <w:szCs w:val="21"/>
         </w:rPr>
-        <w:t xml:space="preserve">Post-Trade Modernization (2023):</w:t>
+        <w:t xml:space="preserve">Post-Trade Modernization (2024):</w:t>
       </w:r>
       <w:r>
         <w:rPr>
@@ -2329,7 +2329,7 @@
                 <w:sz w:val="19"/>
                 <w:szCs w:val="19"/>
               </w:rPr>
-              <w:t xml:space="preserve">Top earning US mobile app</w:t>
+              <w:t xml:space="preserve">European Parliament workflow service</w:t>
             </w:r>
           </w:p>
         </w:tc>
@@ -2365,7 +2365,85 @@
                 <w:sz w:val="19"/>
                 <w:szCs w:val="19"/>
               </w:rPr>
-              <w:t xml:space="preserve">MapQuest</w:t>
+              <w:t xml:space="preserve">Handles the complete workflow of all artifacts in the European Parliament</w:t>
+            </w:r>
+          </w:p>
+        </w:tc>
+      </w:tr>
+      <w:tr>
+        <w:trPr>
+          <w:cantSplit/>
+          <w:tblHeader w:val="off"/>
+        </w:trPr>
+        <w:tc>
+          <w:tcPr>
+            <w:tcW w:type="dxa" w:w="3900"/>
+            <w:tcBorders>
+              <w:top w:val="none" w:color="FFFFFF" w:sz="0"/>
+              <w:left w:val="none" w:color="FFFFFF" w:sz="0"/>
+              <w:bottom w:val="single" w:color="CCCCCC" w:sz="4"/>
+              <w:right w:val="none" w:color="FFFFFF" w:sz="0"/>
+            </w:tcBorders>
+            <w:tcMar>
+              <w:top w:type="dxa" w:w="40"/>
+              <w:left w:type="dxa" w:w="0"/>
+              <w:bottom w:type="dxa" w:w="40"/>
+              <w:right w:type="dxa" w:w="100"/>
+            </w:tcMar>
+            <w:vAlign w:val="top"/>
+          </w:tcPr>
+          <w:p>
+            <w:pPr>
+              <w:spacing w:after="0" w:before="0" w:line="276" w:lineRule="auto"/>
+            </w:pPr>
+            <w:r>
+              <w:rPr>
+                <w:rFonts w:ascii="Palatino Linotype" w:cs="Palatino Linotype" w:eastAsia="Palatino Linotype" w:hAnsi="Palatino Linotype"/>
+                <w:b w:val="false"/>
+                <w:bCs w:val="false"/>
+                <w:i w:val="false"/>
+                <w:iCs w:val="false"/>
+                <w:color w:val="1A1A1A"/>
+                <w:sz w:val="19"/>
+                <w:szCs w:val="19"/>
+              </w:rPr>
+              <w:t xml:space="preserve">Top earning US mobile apps</w:t>
+            </w:r>
+          </w:p>
+        </w:tc>
+        <w:tc>
+          <w:tcPr>
+            <w:tcW w:type="dxa" w:w="6468"/>
+            <w:tcBorders>
+              <w:top w:val="none" w:color="FFFFFF" w:sz="0"/>
+              <w:left w:val="none" w:color="FFFFFF" w:sz="0"/>
+              <w:bottom w:val="single" w:color="CCCCCC" w:sz="4"/>
+              <w:right w:val="none" w:color="FFFFFF" w:sz="0"/>
+            </w:tcBorders>
+            <w:tcMar>
+              <w:top w:type="dxa" w:w="40"/>
+              <w:left w:type="dxa" w:w="0"/>
+              <w:bottom w:type="dxa" w:w="40"/>
+              <w:right w:type="dxa" w:w="100"/>
+            </w:tcMar>
+            <w:vAlign w:val="top"/>
+          </w:tcPr>
+          <w:p>
+            <w:pPr>
+              <w:spacing w:after="0" w:before="0" w:line="276" w:lineRule="auto"/>
+            </w:pPr>
+            <w:r>
+              <w:rPr>
+                <w:rFonts w:ascii="Palatino Linotype" w:cs="Palatino Linotype" w:eastAsia="Palatino Linotype" w:hAnsi="Palatino Linotype"/>
+                <w:b w:val="false"/>
+                <w:bCs w:val="false"/>
+                <w:i w:val="false"/>
+                <w:iCs w:val="false"/>
+                <w:color w:val="1A1A1A"/>
+                <w:sz w:val="19"/>
+                <w:szCs w:val="19"/>
+              </w:rPr>
+              <w:t xml:space="preserve">MapQuest Mobile and eBay's first mobile app</w:t>
             </w:r>
           </w:p>
         </w:tc>
@@ -2485,7 +2563,7 @@
                 <w:sz w:val="19"/>
                 <w:szCs w:val="19"/>
               </w:rPr>
-              <w:t xml:space="preserve">eBay's first mobile app</w:t>
+              <w:t xml:space="preserve">1st Python trading service</w:t>
             </w:r>
           </w:p>
         </w:tc>
@@ -2521,7 +2599,7 @@
                 <w:sz w:val="19"/>
                 <w:szCs w:val="19"/>
               </w:rPr>
-              <w:t xml:space="preserve">Developed the initial mobile application for eBay</w:t>
+              <w:t xml:space="preserve">Built for SIAC/NYSE</w:t>
             </w:r>
           </w:p>
         </w:tc>
@@ -2563,7 +2641,7 @@
                 <w:sz w:val="19"/>
                 <w:szCs w:val="19"/>
               </w:rPr>
-              <w:t xml:space="preserve">1st Python trading service</w:t>
+              <w:t xml:space="preserve">ICAP's fixed income trading platform</w:t>
             </w:r>
           </w:p>
         </w:tc>
@@ -2599,7 +2677,7 @@
                 <w:sz w:val="19"/>
                 <w:szCs w:val="19"/>
               </w:rPr>
-              <w:t xml:space="preserve">Built for SIAC/NYSE</w:t>
+              <w:t xml:space="preserve">Still used by most banks for fixed income trading.</w:t>
             </w:r>
           </w:p>
         </w:tc>
@@ -2756,84 +2834,6 @@
                 <w:szCs w:val="19"/>
               </w:rPr>
               <w:t xml:space="preserve">Caesars Casino</w:t>
-            </w:r>
-          </w:p>
-        </w:tc>
-      </w:tr>
-      <w:tr>
-        <w:trPr>
-          <w:cantSplit/>
-          <w:tblHeader w:val="off"/>
-        </w:trPr>
-        <w:tc>
-          <w:tcPr>
-            <w:tcW w:type="dxa" w:w="3900"/>
-            <w:tcBorders>
-              <w:top w:val="none" w:color="FFFFFF" w:sz="0"/>
-              <w:left w:val="none" w:color="FFFFFF" w:sz="0"/>
-              <w:bottom w:val="single" w:color="CCCCCC" w:sz="4"/>
-              <w:right w:val="none" w:color="FFFFFF" w:sz="0"/>
-            </w:tcBorders>
-            <w:tcMar>
-              <w:top w:type="dxa" w:w="40"/>
-              <w:left w:type="dxa" w:w="0"/>
-              <w:bottom w:type="dxa" w:w="40"/>
-              <w:right w:type="dxa" w:w="100"/>
-            </w:tcMar>
-            <w:vAlign w:val="top"/>
-          </w:tcPr>
-          <w:p>
-            <w:pPr>
-              <w:spacing w:after="0" w:before="0" w:line="276" w:lineRule="auto"/>
-            </w:pPr>
-            <w:r>
-              <w:rPr>
-                <w:rFonts w:ascii="Palatino Linotype" w:cs="Palatino Linotype" w:eastAsia="Palatino Linotype" w:hAnsi="Palatino Linotype"/>
-                <w:b w:val="false"/>
-                <w:bCs w:val="false"/>
-                <w:i w:val="false"/>
-                <w:iCs w:val="false"/>
-                <w:color w:val="1A1A1A"/>
-                <w:sz w:val="19"/>
-                <w:szCs w:val="19"/>
-              </w:rPr>
-              <w:t xml:space="preserve">1st Chess app for iPhone</w:t>
-            </w:r>
-          </w:p>
-        </w:tc>
-        <w:tc>
-          <w:tcPr>
-            <w:tcW w:type="dxa" w:w="6468"/>
-            <w:tcBorders>
-              <w:top w:val="none" w:color="FFFFFF" w:sz="0"/>
-              <w:left w:val="none" w:color="FFFFFF" w:sz="0"/>
-              <w:bottom w:val="single" w:color="CCCCCC" w:sz="4"/>
-              <w:right w:val="none" w:color="FFFFFF" w:sz="0"/>
-            </w:tcBorders>
-            <w:tcMar>
-              <w:top w:type="dxa" w:w="40"/>
-              <w:left w:type="dxa" w:w="0"/>
-              <w:bottom w:type="dxa" w:w="40"/>
-              <w:right w:type="dxa" w:w="100"/>
-            </w:tcMar>
-            <w:vAlign w:val="top"/>
-          </w:tcPr>
-          <w:p>
-            <w:pPr>
-              <w:spacing w:after="0" w:before="0" w:line="276" w:lineRule="auto"/>
-            </w:pPr>
-            <w:r>
-              <w:rPr>
-                <w:rFonts w:ascii="Palatino Linotype" w:cs="Palatino Linotype" w:eastAsia="Palatino Linotype" w:hAnsi="Palatino Linotype"/>
-                <w:b w:val="false"/>
-                <w:bCs w:val="false"/>
-                <w:i w:val="false"/>
-                <w:iCs w:val="false"/>
-                <w:color w:val="1A1A1A"/>
-                <w:sz w:val="19"/>
-                <w:szCs w:val="19"/>
-              </w:rPr>
-              <w:t xml:space="preserve">Reached to #23 in games in App Store</w:t>
             </w:r>
           </w:p>
         </w:tc>
@@ -4423,7 +4423,7 @@
         </w:rPr>
         <w:t xml:space="preserve"> </w:t>
       </w:r>
-      <w:hyperlink w:history="1" r:id="rId4r4aejevjxiteaoqqbxpz">
+      <w:hyperlink w:history="1" r:id="rIdvcqwl2zcwulkpm-rg9b3a">
         <w:r>
           <w:rPr>
             <w:rFonts w:ascii="Palatino Linotype" w:cs="Palatino Linotype" w:eastAsia="Palatino Linotype" w:hAnsi="Palatino Linotype"/>

--- a/public/material/thanos-vassilakis-resume.docx
+++ b/public/material/thanos-vassilakis-resume.docx
@@ -51,7 +51,7 @@
         </w:rPr>
         <w:t xml:space="preserve"> </w:t>
       </w:r>
-      <w:hyperlink w:history="1" r:id="rIdhupoqqlot0emespspeinv">
+      <w:hyperlink w:history="1" r:id="rIdbcru5ngvilrbxtxol7ud3">
         <w:r>
           <w:rPr>
             <w:rFonts w:ascii="Palatino Linotype" w:cs="Palatino Linotype" w:eastAsia="Palatino Linotype" w:hAnsi="Palatino Linotype"/>
@@ -130,7 +130,7 @@
         </w:rPr>
         <w:t xml:space="preserve"> </w:t>
       </w:r>
-      <w:hyperlink w:history="1" r:id="rId-kqrjuni3zyapky7madxq">
+      <w:hyperlink w:history="1" r:id="rIdhyacgqhdlttvjiiiwgsaz">
         <w:r>
           <w:rPr>
             <w:rFonts w:ascii="Palatino Linotype" w:cs="Palatino Linotype" w:eastAsia="Palatino Linotype" w:hAnsi="Palatino Linotype"/>
@@ -185,7 +185,7 @@
       <w:pPr>
         <w:spacing w:after="80" w:before="0" w:line="331" w:lineRule="auto"/>
       </w:pPr>
-      <w:hyperlink w:history="1" r:id="rIdt667juux0k0hcyuwq2bgn">
+      <w:hyperlink w:history="1" r:id="rId-onbsuovayegon0-i7wms">
         <w:r>
           <w:rPr>
             <w:rFonts w:ascii="Palatino Linotype" w:cs="Palatino Linotype" w:eastAsia="Palatino Linotype" w:hAnsi="Palatino Linotype"/>
@@ -2443,7 +2443,7 @@
                 <w:sz w:val="19"/>
                 <w:szCs w:val="19"/>
               </w:rPr>
-              <w:t xml:space="preserve">MapQuest Mobile and eBay's first mobile app</w:t>
+              <w:t xml:space="preserve">including MapQuest, eBay, NBC Weather, New York Times</w:t>
             </w:r>
           </w:p>
         </w:tc>
@@ -4423,7 +4423,7 @@
         </w:rPr>
         <w:t xml:space="preserve"> </w:t>
       </w:r>
-      <w:hyperlink w:history="1" r:id="rIdvcqwl2zcwulkpm-rg9b3a">
+      <w:hyperlink w:history="1" r:id="rIdv86zhdmlv4zm6egbktzir">
         <w:r>
           <w:rPr>
             <w:rFonts w:ascii="Palatino Linotype" w:cs="Palatino Linotype" w:eastAsia="Palatino Linotype" w:hAnsi="Palatino Linotype"/>
